--- a/Benchmarks/Metric Benchmarks Verification.docx
+++ b/Benchmarks/Metric Benchmarks Verification.docx
@@ -167,7 +167,7 @@
           <w:sz w:val="20"/>
           <w:szCs w:val="20"/>
         </w:rPr>
-        <w:t xml:space="preserve">Royal University of Phnom Penh — Master of Engineering in Data Science and Engineering</w:t>
+        <w:t xml:space="preserve">Royal University of Phnom Penh — Master of Science in Data Science and Engineering</w:t>
       </w:r>
     </w:p>
     <w:p>
